--- a/doc/Our Fees.docx
+++ b/doc/Our Fees.docx
@@ -1,6 +1,6 @@
 
 <file path=word/document.xml><?xml version="1.0" encoding="utf-8"?>
-<w:document xmlns:wpc="http://schemas.microsoft.com/office/word/2010/wordprocessingCanvas" xmlns:cx="http://schemas.microsoft.com/office/drawing/2014/chartex" xmlns:cx1="http://schemas.microsoft.com/office/drawing/2015/9/8/chartex" xmlns:cx2="http://schemas.microsoft.com/office/drawing/2015/10/21/chartex" xmlns:cx3="http://schemas.microsoft.com/office/drawing/2016/5/9/chartex" xmlns:cx4="http://schemas.microsoft.com/office/drawing/2016/5/10/chartex" xmlns:cx5="http://schemas.microsoft.com/office/drawing/2016/5/11/chartex" xmlns:cx6="http://schemas.microsoft.com/office/drawing/2016/5/12/chartex" xmlns:cx7="http://schemas.microsoft.com/office/drawing/2016/5/13/chartex" xmlns:cx8="http://schemas.microsoft.com/office/drawing/2016/5/14/chartex" xmlns:mc="http://schemas.openxmlformats.org/markup-compatibility/2006" xmlns:aink="http://schemas.microsoft.com/office/drawing/2016/ink" xmlns:am3d="http://schemas.microsoft.com/office/drawing/2017/model3d" xmlns:o="urn:schemas-microsoft-com:office:office" xmlns:r="http://schemas.openxmlformats.org/officeDocument/2006/relationships" xmlns:m="http://schemas.openxmlformats.org/officeDocument/2006/math" xmlns:v="urn:schemas-microsoft-com:vml" xmlns:wp14="http://schemas.microsoft.com/office/word/2010/wordprocessingDrawing" xmlns:wp="http://schemas.openxmlformats.org/drawingml/2006/wordprocessingDrawing" xmlns:w10="urn:schemas-microsoft-com:office:word" xmlns:w="http://schemas.openxmlformats.org/wordprocessingml/2006/main" xmlns:w14="http://schemas.microsoft.com/office/word/2010/wordml" xmlns:w15="http://schemas.microsoft.com/office/word/2012/wordml" xmlns:w16cex="http://schemas.microsoft.com/office/word/2018/wordml/cex" xmlns:w16cid="http://schemas.microsoft.com/office/word/2016/wordml/cid" xmlns:w16="http://schemas.microsoft.com/office/word/2018/wordml" xmlns:w16sdtdh="http://schemas.microsoft.com/office/word/2020/wordml/sdtdatahash" xmlns:w16se="http://schemas.microsoft.com/office/word/2015/wordml/symex" xmlns:wpg="http://schemas.microsoft.com/office/word/2010/wordprocessingGroup" xmlns:wpi="http://schemas.microsoft.com/office/word/2010/wordprocessingInk" xmlns:wne="http://schemas.microsoft.com/office/word/2006/wordml" xmlns:wps="http://schemas.microsoft.com/office/word/2010/wordprocessingShape" mc:Ignorable="w14 w15 w16se w16cid w16 w16cex w16sdtdh wp14">
+<w:document xmlns:wpc="http://schemas.microsoft.com/office/word/2010/wordprocessingCanvas" xmlns:cx="http://schemas.microsoft.com/office/drawing/2014/chartex" xmlns:cx1="http://schemas.microsoft.com/office/drawing/2015/9/8/chartex" xmlns:cx2="http://schemas.microsoft.com/office/drawing/2015/10/21/chartex" xmlns:cx3="http://schemas.microsoft.com/office/drawing/2016/5/9/chartex" xmlns:cx4="http://schemas.microsoft.com/office/drawing/2016/5/10/chartex" xmlns:cx5="http://schemas.microsoft.com/office/drawing/2016/5/11/chartex" xmlns:cx6="http://schemas.microsoft.com/office/drawing/2016/5/12/chartex" xmlns:cx7="http://schemas.microsoft.com/office/drawing/2016/5/13/chartex" xmlns:cx8="http://schemas.microsoft.com/office/drawing/2016/5/14/chartex" xmlns:mc="http://schemas.openxmlformats.org/markup-compatibility/2006" xmlns:aink="http://schemas.microsoft.com/office/drawing/2016/ink" xmlns:am3d="http://schemas.microsoft.com/office/drawing/2017/model3d" xmlns:o="urn:schemas-microsoft-com:office:office" xmlns:oel="http://schemas.microsoft.com/office/2019/extlst" xmlns:r="http://schemas.openxmlformats.org/officeDocument/2006/relationships" xmlns:m="http://schemas.openxmlformats.org/officeDocument/2006/math" xmlns:v="urn:schemas-microsoft-com:vml" xmlns:wp14="http://schemas.microsoft.com/office/word/2010/wordprocessingDrawing" xmlns:wp="http://schemas.openxmlformats.org/drawingml/2006/wordprocessingDrawing" xmlns:w10="urn:schemas-microsoft-com:office:word" xmlns:w="http://schemas.openxmlformats.org/wordprocessingml/2006/main" xmlns:w14="http://schemas.microsoft.com/office/word/2010/wordml" xmlns:w15="http://schemas.microsoft.com/office/word/2012/wordml" xmlns:w16cex="http://schemas.microsoft.com/office/word/2018/wordml/cex" xmlns:w16cid="http://schemas.microsoft.com/office/word/2016/wordml/cid" xmlns:w16="http://schemas.microsoft.com/office/word/2018/wordml" xmlns:w16sdtdh="http://schemas.microsoft.com/office/word/2020/wordml/sdtdatahash" xmlns:w16se="http://schemas.microsoft.com/office/word/2015/wordml/symex" xmlns:wpg="http://schemas.microsoft.com/office/word/2010/wordprocessingGroup" xmlns:wpi="http://schemas.microsoft.com/office/word/2010/wordprocessingInk" xmlns:wne="http://schemas.microsoft.com/office/word/2006/wordml" xmlns:wps="http://schemas.microsoft.com/office/word/2010/wordprocessingShape" mc:Ignorable="w14 w15 w16se w16cid w16 w16cex w16sdtdh wp14">
   <w:background w:color="F7CAAC" w:themeColor="accent2" w:themeTint="66"/>
   <w:body>
     <w:p>
@@ -80,7 +80,32 @@
           <w:rFonts w:asciiTheme="minorHAnsi" w:hAnsiTheme="minorHAnsi" w:cstheme="minorHAnsi"/>
           <w:bCs/>
         </w:rPr>
-        <w:t>A non-refundable registration fee of £70 will be required to register your child and £100          deposit to secure a place in the nursery, which will be deducted from the payment of the last month of your child’s attendance.</w:t>
+        <w:t xml:space="preserve">A non-refundable registration fee of £70 will be required to register your child and £100 deposit to secure a place in the nursery, which will be deducted from the payment of the last month of your child’s </w:t>
+      </w:r>
+      <w:proofErr w:type="spellStart"/>
+      <w:proofErr w:type="gramStart"/>
+      <w:r>
+        <w:rPr>
+          <w:rFonts w:asciiTheme="minorHAnsi" w:hAnsiTheme="minorHAnsi" w:cstheme="minorHAnsi"/>
+          <w:bCs/>
+        </w:rPr>
+        <w:t>attendance.</w:t>
+      </w:r>
+      <w:r>
+        <w:rPr>
+          <w:rFonts w:asciiTheme="minorHAnsi" w:hAnsiTheme="minorHAnsi" w:cstheme="minorHAnsi"/>
+          <w:bCs/>
+        </w:rPr>
+        <w:t>attendance</w:t>
+      </w:r>
+      <w:proofErr w:type="spellEnd"/>
+      <w:proofErr w:type="gramEnd"/>
+      <w:r>
+        <w:rPr>
+          <w:rFonts w:asciiTheme="minorHAnsi" w:hAnsiTheme="minorHAnsi" w:cstheme="minorHAnsi"/>
+          <w:bCs/>
+        </w:rPr>
+        <w:t>.</w:t>
       </w:r>
     </w:p>
     <w:p>
@@ -2087,7 +2112,7 @@
     </w:pPr>
   </w:style>
   <w:style w:type="character" w:customStyle="1" w:styleId="a8">
-    <w:name w:val="Верхний колонтитул Знак"/>
+    <w:name w:val="Верхній колонтитул Знак"/>
     <w:basedOn w:val="a0"/>
     <w:link w:val="a7"/>
     <w:uiPriority w:val="99"/>
